--- a/Documentation/XASM140_Information_FR_xasm2026-4.docx
+++ b/Documentation/XASM140_Information_FR_xasm2026-4.docx
@@ -33,7 +33,7 @@
         <w:pStyle w:val="Heading1"/>
       </w:pPr>
       <w:r>
-        <w:t>XASM140 - Information, version française enrichie xasm2026-3</w:t>
+        <w:t>XASM140 - Information, version française enrichie xasm2026-4</w:t>
       </w:r>
     </w:p>
     <w:p>
@@ -61,7 +61,7 @@
     </w:p>
     <w:p>
       <w:r>
-        <w:t>`xasm2026-3` reprend cette base historique, mais remplace le coeur d'assemblage par un port C# natif maintenable, tout en conservant l'interface et les sorties utiles à la validation sur Sharp PC-E500S.</w:t>
+        <w:t>`xasm2026-4` reprend cette base historique, mais remplace le coeur d'assemblage par un port C# natif maintenable, tout en conservant l'interface et les sorties utiles à la validation sur Sharp PC-E500S.</w:t>
       </w:r>
     </w:p>
     <w:p>
@@ -154,12 +154,12 @@
         <w:pStyle w:val="Heading1"/>
       </w:pPr>
       <w:r>
-        <w:t>3. Apports de xasm2026-3</w:t>
-      </w:r>
-    </w:p>
-    <w:p>
-      <w:r>
-        <w:t>`xasm2026-3` finalise un port C# natif en conservant le comportement utile de XASM 1.40 et de `xasm2026-2`.</w:t>
+        <w:t>3. Apports de xasm2026-4</w:t>
+      </w:r>
+    </w:p>
+    <w:p>
+      <w:r>
+        <w:t>`xasm2026-4` finalise un port C# natif en conservant le comportement utile de XASM 1.40 et de `xasm2026-2`.</w:t>
       </w:r>
     </w:p>
     <w:tbl>
@@ -2108,7 +2108,7 @@
     <w:p/>
     <w:p>
       <w:r>
-        <w:t>Attention : `PY+n` et `BP+PY` ne sont pas des formes de premier opérande. Elles ne doivent pas être utilisées comme destination ou opérande unique. `xasm2026-3` renvoie désormais `Prebyte error` pour ces cas.</w:t>
+        <w:t>Attention : `PY+n` et `BP+PY` ne sont pas des formes de premier opérande. Elles ne doivent pas être utilisées comme destination ou opérande unique. `xasm2026-4` renvoie désormais `Prebyte error` pour ces cas.</w:t>
       </w:r>
     </w:p>
     <w:p>
@@ -2116,7 +2116,7 @@
         <w:pStyle w:val="Heading1"/>
       </w:pPr>
       <w:r>
-        <w:t>8. Options de xasm2026-3</w:t>
+        <w:t>8. Options de xasm2026-4</w:t>
       </w:r>
     </w:p>
     <w:p>
@@ -2321,7 +2321,7 @@
     </w:p>
     <w:p>
       <w:r>
-        <w:t>Quand `-L -E` sont utilisés et qu'une erreur fatale survient, `xasm2026-3` écrit un rapport dans `.err` et `.lst`.</w:t>
+        <w:t>Quand `-L -E` sont utilisés et qu'une erreur fatale survient, `xasm2026-4` écrit un rapport dans `.err` et `.lst`.</w:t>
       </w:r>
     </w:p>
     <w:p>
@@ -2338,7 +2338,7 @@
           <w:rFonts w:ascii="Consolas" w:hAnsi="Consolas"/>
           <w:sz w:val="16"/>
         </w:rPr>
-        <w:t>XASM2026-3: ligne 3: Prebyte error | mv (py+3),a</w:t>
+        <w:t>XASM2026-4: ligne 3: Prebyte error | mv (py+3),a</w:t>
       </w:r>
     </w:p>
     <w:p>

--- a/Documentation/XASM140_Information_FR_xasm2026-4.docx
+++ b/Documentation/XASM140_Information_FR_xasm2026-4.docx
@@ -24,7 +24,7 @@
         <w:rPr>
           <w:i/>
         </w:rPr>
-        <w:t>Document généré le 05/06/2026</w:t>
+        <w:t>Document généré le 19/07/2026</w:t>
       </w:r>
     </w:p>
     <w:p/>

--- a/Documentation/XASM140_Information_FR_xasm2026-4.docx
+++ b/Documentation/XASM140_Information_FR_xasm2026-4.docx
@@ -508,7 +508,7 @@
               <w:rPr>
                 <w:sz w:val="17"/>
               </w:rPr>
-              <w:t>`SAMPLES`, `REGISTER`, `VOGUE`, `TRDOS` et `UUCODE` validés.</w:t>
+              <w:t>`SAMPLES`, `REGISTER`, `TMAP2020` et `VOGUE` validés, octet à octet.</w:t>
             </w:r>
           </w:p>
         </w:tc>
@@ -2500,7 +2500,7 @@
               <w:rPr>
                 <w:sz w:val="17"/>
               </w:rPr>
-              <w:t>`SAMPLE1` à `SAMPLE4`</w:t>
+              <w:t>`SAMPLE1` à `SAMPLE5`</w:t>
             </w:r>
           </w:p>
         </w:tc>
@@ -2562,7 +2562,49 @@
               <w:rPr>
                 <w:sz w:val="17"/>
               </w:rPr>
-              <w:t>`.OBJ/.LST` identiques à XASM 1.40.</w:t>
+              <w:t>`.OBJ` identique à la référence, 4 154 octets.</w:t>
+            </w:r>
+          </w:p>
+        </w:tc>
+      </w:tr>
+      <w:tr>
+        <w:tc>
+          <w:tcPr>
+            <w:tcW w:type="dxa" w:w="4968"/>
+            <w:vAlign w:val="center"/>
+            <w:tcMar>
+              <w:top w:w="80" w:type="dxa"/>
+              <w:start w:w="120" w:type="dxa"/>
+              <w:bottom w:w="80" w:type="dxa"/>
+              <w:end w:w="120" w:type="dxa"/>
+            </w:tcMar>
+          </w:tcPr>
+          <w:p>
+            <w:r>
+              <w:rPr>
+                <w:sz w:val="17"/>
+              </w:rPr>
+              <w:t>`TMAP2020`</w:t>
+            </w:r>
+          </w:p>
+        </w:tc>
+        <w:tc>
+          <w:tcPr>
+            <w:tcW w:type="dxa" w:w="4968"/>
+            <w:vAlign w:val="center"/>
+            <w:tcMar>
+              <w:top w:w="80" w:type="dxa"/>
+              <w:start w:w="120" w:type="dxa"/>
+              <w:bottom w:w="80" w:type="dxa"/>
+              <w:end w:w="120" w:type="dxa"/>
+            </w:tcMar>
+          </w:tcPr>
+          <w:p>
+            <w:r>
+              <w:rPr>
+                <w:sz w:val="17"/>
+              </w:rPr>
+              <w:t>`.OBJ` identique à la référence, 1 744 octets.</w:t>
             </w:r>
           </w:p>
         </w:tc>
@@ -2604,91 +2646,7 @@
               <w:rPr>
                 <w:sz w:val="17"/>
               </w:rPr>
-              <w:t>`.OBJ/.LST` identiques à XASM 1.40.</w:t>
-            </w:r>
-          </w:p>
-        </w:tc>
-      </w:tr>
-      <w:tr>
-        <w:tc>
-          <w:tcPr>
-            <w:tcW w:type="dxa" w:w="4968"/>
-            <w:vAlign w:val="center"/>
-            <w:tcMar>
-              <w:top w:w="80" w:type="dxa"/>
-              <w:start w:w="120" w:type="dxa"/>
-              <w:bottom w:w="80" w:type="dxa"/>
-              <w:end w:w="120" w:type="dxa"/>
-            </w:tcMar>
-          </w:tcPr>
-          <w:p>
-            <w:r>
-              <w:rPr>
-                <w:sz w:val="17"/>
-              </w:rPr>
-              <w:t>`TRDOS`</w:t>
-            </w:r>
-          </w:p>
-        </w:tc>
-        <w:tc>
-          <w:tcPr>
-            <w:tcW w:type="dxa" w:w="4968"/>
-            <w:vAlign w:val="center"/>
-            <w:tcMar>
-              <w:top w:w="80" w:type="dxa"/>
-              <w:start w:w="120" w:type="dxa"/>
-              <w:bottom w:w="80" w:type="dxa"/>
-              <w:end w:w="120" w:type="dxa"/>
-            </w:tcMar>
-          </w:tcPr>
-          <w:p>
-            <w:r>
-              <w:rPr>
-                <w:sz w:val="17"/>
-              </w:rPr>
-              <w:t>`.OBJ` identiques au moteur C.</w:t>
-            </w:r>
-          </w:p>
-        </w:tc>
-      </w:tr>
-      <w:tr>
-        <w:tc>
-          <w:tcPr>
-            <w:tcW w:type="dxa" w:w="4968"/>
-            <w:vAlign w:val="center"/>
-            <w:tcMar>
-              <w:top w:w="80" w:type="dxa"/>
-              <w:start w:w="120" w:type="dxa"/>
-              <w:bottom w:w="80" w:type="dxa"/>
-              <w:end w:w="120" w:type="dxa"/>
-            </w:tcMar>
-          </w:tcPr>
-          <w:p>
-            <w:r>
-              <w:rPr>
-                <w:sz w:val="17"/>
-              </w:rPr>
-              <w:t>`UUCODE`</w:t>
-            </w:r>
-          </w:p>
-        </w:tc>
-        <w:tc>
-          <w:tcPr>
-            <w:tcW w:type="dxa" w:w="4968"/>
-            <w:vAlign w:val="center"/>
-            <w:tcMar>
-              <w:top w:w="80" w:type="dxa"/>
-              <w:start w:w="120" w:type="dxa"/>
-              <w:bottom w:w="80" w:type="dxa"/>
-              <w:end w:w="120" w:type="dxa"/>
-            </w:tcMar>
-          </w:tcPr>
-          <w:p>
-            <w:r>
-              <w:rPr>
-                <w:sz w:val="17"/>
-              </w:rPr>
-              <w:t>`.OBJ` identiques au moteur C.</w:t>
+              <w:t>`.OBJ` identique à la référence, 14 433 octets.</w:t>
             </w:r>
           </w:p>
         </w:tc>

--- a/Documentation/XASM140_Information_FR_xasm2026-4.docx
+++ b/Documentation/XASM140_Information_FR_xasm2026-4.docx
@@ -24,7 +24,7 @@
         <w:rPr>
           <w:i/>
         </w:rPr>
-        <w:t>Document généré le 19/07/2026</w:t>
+        <w:t>Document généré le 14/08/2026</w:t>
       </w:r>
     </w:p>
     <w:p/>
